--- a/deliverables/group_xxx_report.docx
+++ b/deliverables/group_xxx_report.docx
@@ -282,7 +282,7 @@
         <w:spacing w:after="120"/>
       </w:pPr>
       <w:r>
-        <w:t>The build script converts numbers into Python numeric types before BSON encoding, parses sale date and time into a MongoDB date, trims categorical strings, removes duplicate invoice ids, maps branch codes to the city names used in the source, and rounds financial values to four decimals.</w:t>
+        <w:t>I cleaned the source rows before saving them as BSON. Numbers were converted to numeric types, sale date and time became a MongoDB date, category text was trimmed, duplicate invoice ids were removed, branch codes were mapped to the city names used in the source, and financial values were rounded to four decimals.</w:t>
       </w:r>
     </w:p>
     <w:p>
@@ -298,7 +298,7 @@
         <w:spacing w:after="120"/>
       </w:pPr>
       <w:r>
-        <w:t>The verification file checks row count, unique invoice count, BSON size, a sample document type, and required files.</w:t>
+        <w:t>I also checked row count, unique invoice count, BSON size, sample document types, and the required files before making the final zip.</w:t>
       </w:r>
     </w:p>
     <w:p>

--- a/deliverables/group_xxx_report.docx
+++ b/deliverables/group_xxx_report.docx
@@ -30,7 +30,7 @@
         <w:jc w:val="center"/>
       </w:pPr>
       <w:r>
-        <w:t>Group: group_xxx, replace before Moodle submission</w:t>
+        <w:t>Group: group_xxx, replace with the final group number before Moodle submission</w:t>
       </w:r>
     </w:p>
     <w:p>
@@ -38,7 +38,7 @@
         <w:jc w:val="center"/>
       </w:pPr>
       <w:r>
-        <w:t>Team members: NAME, STUDENT NUMBER, replace before Moodle submission</w:t>
+        <w:t>Team members: Daniyal Ahmad (20241831), Artemii Alekseev (20240645), Viktoriia German (20240650), João Panizzutti (20241624)</w:t>
       </w:r>
     </w:p>
     <w:p>

--- a/deliverables/group_xxx_report.docx
+++ b/deliverables/group_xxx_report.docx
@@ -38,7 +38,7 @@
         <w:jc w:val="center"/>
       </w:pPr>
       <w:r>
-        <w:t>Team members: Daniyal Ahmad (20241831), Artemii Alekseev (20240645), Viktoriia German (20240650), João Panizzutti (20241624)</w:t>
+        <w:t>Team members: Daniyal Ahmad (20241831), Artemii Alekseev (20240645), Viktoriia German (20240650), João Panizzutti (20241624), Ivan Romanov (20240639)</w:t>
       </w:r>
     </w:p>
     <w:p>
